--- a/Stock Market Trend Analysis.docx
+++ b/Stock Market Trend Analysis.docx
@@ -52,7 +52,21 @@
         <w:rPr>
           <w:rFonts w:ascii="Times New Roman" w:hAnsi="Times New Roman" w:cs="Times New Roman"/>
         </w:rPr>
-        <w:t>To analyze historical stock price data of multiple Indian companies in order to identify trends, compute technical indicators, and forecast short-term price movements using time series mode</w:t>
+        <w:t xml:space="preserve">To </w:t>
+      </w:r>
+      <w:proofErr w:type="spellStart"/>
+      <w:r>
+        <w:rPr>
+          <w:rFonts w:ascii="Times New Roman" w:hAnsi="Times New Roman" w:cs="Times New Roman"/>
+        </w:rPr>
+        <w:t>analyze</w:t>
+      </w:r>
+      <w:proofErr w:type="spellEnd"/>
+      <w:r>
+        <w:rPr>
+          <w:rFonts w:ascii="Times New Roman" w:hAnsi="Times New Roman" w:cs="Times New Roman"/>
+        </w:rPr>
+        <w:t xml:space="preserve"> historical stock price data of multiple Indian companies in order to identify trends, compute technical indicators, and forecast short-term price movements using time series mode</w:t>
       </w:r>
       <w:r>
         <w:rPr>
@@ -227,7 +241,21 @@
         <w:rPr>
           <w:rFonts w:ascii="Times New Roman" w:hAnsi="Times New Roman" w:cs="Times New Roman"/>
         </w:rPr>
-        <w:t>Stock market analysis uses historical equity data to understand price behavior and predict future trends. In this project, OHLC data (Open, High, Low, Close) was used, as it gives a complete daily picture of stock movement. Technical indicators such as Moving Average and Rolling Average help identify overall market trends by smoothing short-term fluctuations, while RSI (Relative Strength Index) is used to understand whether a stock may be overbought or oversold. Volatility is another important factor that measures how much stock prices move, helping in risk analysis. Candlestick charts are widely used because they visually represent daily OHLC data and make trends easier to understand.</w:t>
+        <w:t xml:space="preserve">Stock market analysis uses historical equity data to understand price </w:t>
+      </w:r>
+      <w:proofErr w:type="spellStart"/>
+      <w:r>
+        <w:rPr>
+          <w:rFonts w:ascii="Times New Roman" w:hAnsi="Times New Roman" w:cs="Times New Roman"/>
+        </w:rPr>
+        <w:t>behavior</w:t>
+      </w:r>
+      <w:proofErr w:type="spellEnd"/>
+      <w:r>
+        <w:rPr>
+          <w:rFonts w:ascii="Times New Roman" w:hAnsi="Times New Roman" w:cs="Times New Roman"/>
+        </w:rPr>
+        <w:t xml:space="preserve"> and predict future trends. In this project, OHLC data (Open, High, Low, Close) was used, as it gives a complete daily picture of stock movement. Technical indicators such as Moving Average and Rolling Average help identify overall market trends by smoothing short-term fluctuations, while RSI (Relative Strength Index) is used to understand whether a stock may be overbought or oversold. Volatility is another important factor that measures how much stock prices move, helping in risk analysis. Candlestick charts are widely used because they visually represent daily OHLC data and make trends easier to understand.</w:t>
       </w:r>
     </w:p>
     <w:p>
@@ -302,7 +330,21 @@
         <w:rPr>
           <w:rFonts w:ascii="Times New Roman" w:hAnsi="Times New Roman" w:cs="Times New Roman"/>
         </w:rPr>
-        <w:t>Source: Yahoo Finance (via yfinance API)</w:t>
+        <w:t xml:space="preserve">Source: Yahoo Finance (via </w:t>
+      </w:r>
+      <w:proofErr w:type="spellStart"/>
+      <w:r>
+        <w:rPr>
+          <w:rFonts w:ascii="Times New Roman" w:hAnsi="Times New Roman" w:cs="Times New Roman"/>
+        </w:rPr>
+        <w:t>yfinance</w:t>
+      </w:r>
+      <w:proofErr w:type="spellEnd"/>
+      <w:r>
+        <w:rPr>
+          <w:rFonts w:ascii="Times New Roman" w:hAnsi="Times New Roman" w:cs="Times New Roman"/>
+        </w:rPr>
+        <w:t xml:space="preserve"> API)</w:t>
       </w:r>
     </w:p>
     <w:p>
@@ -757,7 +799,21 @@
         <w:rPr>
           <w:rFonts w:ascii="Times New Roman" w:hAnsi="Times New Roman" w:cs="Times New Roman"/>
         </w:rPr>
-        <w:t>Used yfinance API to fetch OHLC data</w:t>
+        <w:t xml:space="preserve">Used </w:t>
+      </w:r>
+      <w:proofErr w:type="spellStart"/>
+      <w:r>
+        <w:rPr>
+          <w:rFonts w:ascii="Times New Roman" w:hAnsi="Times New Roman" w:cs="Times New Roman"/>
+        </w:rPr>
+        <w:t>yfinance</w:t>
+      </w:r>
+      <w:proofErr w:type="spellEnd"/>
+      <w:r>
+        <w:rPr>
+          <w:rFonts w:ascii="Times New Roman" w:hAnsi="Times New Roman" w:cs="Times New Roman"/>
+        </w:rPr>
+        <w:t xml:space="preserve"> API to fetch OHLC data</w:t>
       </w:r>
     </w:p>
     <w:p>
@@ -1138,7 +1194,21 @@
         <w:rPr>
           <w:rFonts w:ascii="Times New Roman" w:hAnsi="Times New Roman" w:cs="Times New Roman"/>
         </w:rPr>
-        <w:t>Saved ARIMA models (.pkl)</w:t>
+        <w:t>Saved ARIMA models (.</w:t>
+      </w:r>
+      <w:proofErr w:type="spellStart"/>
+      <w:r>
+        <w:rPr>
+          <w:rFonts w:ascii="Times New Roman" w:hAnsi="Times New Roman" w:cs="Times New Roman"/>
+        </w:rPr>
+        <w:t>pkl</w:t>
+      </w:r>
+      <w:proofErr w:type="spellEnd"/>
+      <w:r>
+        <w:rPr>
+          <w:rFonts w:ascii="Times New Roman" w:hAnsi="Times New Roman" w:cs="Times New Roman"/>
+        </w:rPr>
+        <w:t>)</w:t>
       </w:r>
     </w:p>
     <w:p>
@@ -1337,8 +1407,16 @@
         <w:rPr>
           <w:rFonts w:ascii="Times New Roman" w:hAnsi="Times New Roman" w:cs="Times New Roman"/>
         </w:rPr>
-        <w:t>pandas, numpy</w:t>
-      </w:r>
+        <w:t xml:space="preserve">pandas, </w:t>
+      </w:r>
+      <w:proofErr w:type="spellStart"/>
+      <w:r>
+        <w:rPr>
+          <w:rFonts w:ascii="Times New Roman" w:hAnsi="Times New Roman" w:cs="Times New Roman"/>
+        </w:rPr>
+        <w:t>numpy</w:t>
+      </w:r>
+      <w:proofErr w:type="spellEnd"/>
     </w:p>
     <w:p>
       <w:pPr>
@@ -1350,12 +1428,14 @@
           <w:rFonts w:ascii="Times New Roman" w:hAnsi="Times New Roman" w:cs="Times New Roman"/>
         </w:rPr>
       </w:pPr>
+      <w:proofErr w:type="spellStart"/>
       <w:r>
         <w:rPr>
           <w:rFonts w:ascii="Times New Roman" w:hAnsi="Times New Roman" w:cs="Times New Roman"/>
         </w:rPr>
         <w:t>yfinance</w:t>
       </w:r>
+      <w:proofErr w:type="spellEnd"/>
     </w:p>
     <w:p>
       <w:pPr>
@@ -1367,11 +1447,19 @@
           <w:rFonts w:ascii="Times New Roman" w:hAnsi="Times New Roman" w:cs="Times New Roman"/>
         </w:rPr>
       </w:pPr>
-      <w:r>
-        <w:rPr>
-          <w:rFonts w:ascii="Times New Roman" w:hAnsi="Times New Roman" w:cs="Times New Roman"/>
-        </w:rPr>
-        <w:t>statsmodels (ARIMA)</w:t>
+      <w:proofErr w:type="spellStart"/>
+      <w:r>
+        <w:rPr>
+          <w:rFonts w:ascii="Times New Roman" w:hAnsi="Times New Roman" w:cs="Times New Roman"/>
+        </w:rPr>
+        <w:t>statsmodels</w:t>
+      </w:r>
+      <w:proofErr w:type="spellEnd"/>
+      <w:r>
+        <w:rPr>
+          <w:rFonts w:ascii="Times New Roman" w:hAnsi="Times New Roman" w:cs="Times New Roman"/>
+        </w:rPr>
+        <w:t xml:space="preserve"> (ARIMA)</w:t>
       </w:r>
     </w:p>
     <w:p>
@@ -1384,12 +1472,14 @@
           <w:rFonts w:ascii="Times New Roman" w:hAnsi="Times New Roman" w:cs="Times New Roman"/>
         </w:rPr>
       </w:pPr>
+      <w:proofErr w:type="spellStart"/>
       <w:r>
         <w:rPr>
           <w:rFonts w:ascii="Times New Roman" w:hAnsi="Times New Roman" w:cs="Times New Roman"/>
         </w:rPr>
         <w:t>plotly</w:t>
       </w:r>
+      <w:proofErr w:type="spellEnd"/>
     </w:p>
     <w:p>
       <w:pPr>
@@ -1471,7 +1561,7 @@
           <w:rFonts w:ascii="Times New Roman" w:hAnsi="Times New Roman" w:cs="Times New Roman"/>
         </w:rPr>
       </w:pPr>
-      <w:hyperlink r:id="rId7" w:history="1">
+      <w:hyperlink r:id="rId8" w:history="1">
         <w:r>
           <w:rPr>
             <w:rStyle w:val="Hyperlink"/>
@@ -1553,7 +1643,7 @@
                     <pic:cNvPicPr/>
                   </pic:nvPicPr>
                   <pic:blipFill>
-                    <a:blip r:embed="rId8" cstate="print">
+                    <a:blip r:embed="rId9" cstate="print">
                       <a:extLst>
                         <a:ext uri="{28A0092B-C50C-407E-A947-70E740481C1C}">
                           <a14:useLocalDpi xmlns:a14="http://schemas.microsoft.com/office/drawing/2010/main" val="0"/>
@@ -1612,7 +1702,7 @@
                     <pic:cNvPicPr/>
                   </pic:nvPicPr>
                   <pic:blipFill rotWithShape="1">
-                    <a:blip r:embed="rId9" cstate="print">
+                    <a:blip r:embed="rId10" cstate="print">
                       <a:extLst>
                         <a:ext uri="{28A0092B-C50C-407E-A947-70E740481C1C}">
                           <a14:useLocalDpi xmlns:a14="http://schemas.microsoft.com/office/drawing/2010/main" val="0"/>
@@ -1680,7 +1770,7 @@
                     <pic:cNvPicPr/>
                   </pic:nvPicPr>
                   <pic:blipFill>
-                    <a:blip r:embed="rId10">
+                    <a:blip r:embed="rId11">
                       <a:extLst>
                         <a:ext uri="{28A0092B-C50C-407E-A947-70E740481C1C}">
                           <a14:useLocalDpi xmlns:a14="http://schemas.microsoft.com/office/drawing/2010/main" val="0"/>
@@ -1740,7 +1830,7 @@
                     <pic:cNvPicPr/>
                   </pic:nvPicPr>
                   <pic:blipFill rotWithShape="1">
-                    <a:blip r:embed="rId11" cstate="print">
+                    <a:blip r:embed="rId12" cstate="print">
                       <a:extLst>
                         <a:ext uri="{28A0092B-C50C-407E-A947-70E740481C1C}">
                           <a14:useLocalDpi xmlns:a14="http://schemas.microsoft.com/office/drawing/2010/main" val="0"/>
@@ -1808,7 +1898,7 @@
                     <pic:cNvPicPr/>
                   </pic:nvPicPr>
                   <pic:blipFill rotWithShape="1">
-                    <a:blip r:embed="rId12">
+                    <a:blip r:embed="rId13">
                       <a:extLst>
                         <a:ext uri="{28A0092B-C50C-407E-A947-70E740481C1C}">
                           <a14:useLocalDpi xmlns:a14="http://schemas.microsoft.com/office/drawing/2010/main" val="0"/>
@@ -1876,7 +1966,7 @@
                     <pic:cNvPicPr/>
                   </pic:nvPicPr>
                   <pic:blipFill rotWithShape="1">
-                    <a:blip r:embed="rId13">
+                    <a:blip r:embed="rId14">
                       <a:extLst>
                         <a:ext uri="{28A0092B-C50C-407E-A947-70E740481C1C}">
                           <a14:useLocalDpi xmlns:a14="http://schemas.microsoft.com/office/drawing/2010/main" val="0"/>
@@ -1944,7 +2034,7 @@
                     <pic:cNvPicPr/>
                   </pic:nvPicPr>
                   <pic:blipFill rotWithShape="1">
-                    <a:blip r:embed="rId14">
+                    <a:blip r:embed="rId15">
                       <a:extLst>
                         <a:ext uri="{28A0092B-C50C-407E-A947-70E740481C1C}">
                           <a14:useLocalDpi xmlns:a14="http://schemas.microsoft.com/office/drawing/2010/main" val="0"/>
@@ -2035,18 +2125,15 @@
           <w:rFonts w:ascii="Times New Roman" w:hAnsi="Times New Roman" w:cs="Times New Roman"/>
         </w:rPr>
       </w:pPr>
-      <w:r>
-        <w:rPr>
-          <w:rFonts w:ascii="Times New Roman" w:hAnsi="Times New Roman" w:cs="Times New Roman"/>
-        </w:rPr>
-        <w:t>https://youtu.be/K-DYXKYPlDw</w:t>
-      </w:r>
-      <w:r>
-        <w:rPr>
-          <w:rFonts w:ascii="Times New Roman" w:hAnsi="Times New Roman" w:cs="Times New Roman"/>
-        </w:rPr>
-        <w:t>/</w:t>
-      </w:r>
+      <w:hyperlink r:id="rId16" w:history="1">
+        <w:r>
+          <w:rPr>
+            <w:rStyle w:val="Hyperlink"/>
+            <w:rFonts w:ascii="Times New Roman" w:hAnsi="Times New Roman" w:cs="Times New Roman"/>
+          </w:rPr>
+          <w:t>https://youtu.be/K-DYXKYPlDw/</w:t>
+        </w:r>
+      </w:hyperlink>
       <w:r>
         <w:rPr>
           <w:rFonts w:ascii="Times New Roman" w:hAnsi="Times New Roman" w:cs="Times New Roman"/>
@@ -2216,7 +2303,21 @@
         <w:rPr>
           <w:rFonts w:ascii="Times New Roman" w:hAnsi="Times New Roman" w:cs="Times New Roman"/>
         </w:rPr>
-        <w:t>The project successfully demonstrated an end-to-end financial analytics pipeline. It integrated data collection, feature engineering, time-series modeling, and interactive visualization into a cohesive system.</w:t>
+        <w:t xml:space="preserve">The project successfully demonstrated an end-to-end financial analytics pipeline. It integrated data collection, feature engineering, time-series </w:t>
+      </w:r>
+      <w:proofErr w:type="spellStart"/>
+      <w:r>
+        <w:rPr>
+          <w:rFonts w:ascii="Times New Roman" w:hAnsi="Times New Roman" w:cs="Times New Roman"/>
+        </w:rPr>
+        <w:t>modeling</w:t>
+      </w:r>
+      <w:proofErr w:type="spellEnd"/>
+      <w:r>
+        <w:rPr>
+          <w:rFonts w:ascii="Times New Roman" w:hAnsi="Times New Roman" w:cs="Times New Roman"/>
+        </w:rPr>
+        <w:t>, and interactive visualization into a cohesive system.</w:t>
       </w:r>
     </w:p>
     <w:p>
@@ -2235,7 +2336,7 @@
       </w:r>
     </w:p>
     <w:sectPr>
-      <w:headerReference w:type="default" r:id="rId15"/>
+      <w:headerReference w:type="default" r:id="rId17"/>
       <w:pgSz w:w="11906" w:h="16838"/>
       <w:pgMar w:top="1440" w:right="1440" w:bottom="1440" w:left="1440" w:header="708" w:footer="708" w:gutter="0"/>
       <w:cols w:space="708"/>
@@ -5687,4 +5788,16 @@
     </a:ext>
   </a:extLst>
 </a:theme>
+</file>
+
+<file path=customXml/item1.xml><?xml version="1.0" encoding="utf-8"?>
+<b:Sources xmlns:b="http://schemas.openxmlformats.org/officeDocument/2006/bibliography" xmlns="http://schemas.openxmlformats.org/officeDocument/2006/bibliography" SelectedStyle="\APASixthEditionOfficeOnline.xsl" StyleName="APA" Version="6"/>
+</file>
+
+<file path=customXml/itemProps1.xml><?xml version="1.0" encoding="utf-8"?>
+<ds:datastoreItem xmlns:ds="http://schemas.openxmlformats.org/officeDocument/2006/customXml" ds:itemID="{1B183D2C-DD00-44A5-93C1-1176D14207F0}">
+  <ds:schemaRefs>
+    <ds:schemaRef ds:uri="http://schemas.openxmlformats.org/officeDocument/2006/bibliography"/>
+  </ds:schemaRefs>
+</ds:datastoreItem>
 </file>